--- a/docgen/詳細設計書.docx
+++ b/docgen/詳細設計書.docx
@@ -341,6 +341,80 @@
                 <w:szCs w:val="18"/>
               </w:rPr>
               <w:t xml:space="preserve">初版発行(現行実装 worker/index.js 時点のロジックを記録)</w:t>
+            </w:r>
+          </w:p>
+        </w:tc>
+      </w:tr>
+      <w:tr>
+        <w:tc>
+          <w:tcPr>
+            <w:tcW w:type="dxa" w:w="1400"/>
+            <w:tcMar>
+              <w:top w:type="dxa" w:w="80"/>
+              <w:left w:type="dxa" w:w="100"/>
+              <w:bottom w:type="dxa" w:w="80"/>
+              <w:right w:type="dxa" w:w="100"/>
+            </w:tcMar>
+            <w:vAlign w:val="center"/>
+          </w:tcPr>
+          <w:p>
+            <w:r>
+              <w:rPr>
+                <w:b w:val="false"/>
+                <w:bCs w:val="false"/>
+                <w:color w:val="000000"/>
+                <w:sz w:val="18"/>
+                <w:szCs w:val="18"/>
+              </w:rPr>
+              <w:t xml:space="preserve">v1.1</w:t>
+            </w:r>
+          </w:p>
+        </w:tc>
+        <w:tc>
+          <w:tcPr>
+            <w:tcW w:type="dxa" w:w="2200"/>
+            <w:tcMar>
+              <w:top w:type="dxa" w:w="80"/>
+              <w:left w:type="dxa" w:w="100"/>
+              <w:bottom w:type="dxa" w:w="80"/>
+              <w:right w:type="dxa" w:w="100"/>
+            </w:tcMar>
+            <w:vAlign w:val="center"/>
+          </w:tcPr>
+          <w:p>
+            <w:r>
+              <w:rPr>
+                <w:b w:val="false"/>
+                <w:bCs w:val="false"/>
+                <w:color w:val="000000"/>
+                <w:sz w:val="18"/>
+                <w:szCs w:val="18"/>
+              </w:rPr>
+              <w:t xml:space="preserve">2026年8月</w:t>
+            </w:r>
+          </w:p>
+        </w:tc>
+        <w:tc>
+          <w:tcPr>
+            <w:tcW w:type="dxa" w:w="6800"/>
+            <w:tcMar>
+              <w:top w:type="dxa" w:w="80"/>
+              <w:left w:type="dxa" w:w="100"/>
+              <w:bottom w:type="dxa" w:w="80"/>
+              <w:right w:type="dxa" w:w="100"/>
+            </w:tcMar>
+            <w:vAlign w:val="center"/>
+          </w:tcPr>
+          <w:p>
+            <w:r>
+              <w:rPr>
+                <w:b w:val="false"/>
+                <w:bCs w:val="false"/>
+                <w:color w:val="000000"/>
+                <w:sz w:val="18"/>
+                <w:szCs w:val="18"/>
+              </w:rPr>
+              <w:t xml:space="preserve">認証ロジック(2段階認証TOTP・Googleログイン)を7章として追加</w:t>
             </w:r>
           </w:p>
         </w:tc>
@@ -1231,7 +1305,198 @@
           <w:sz w:val="30"/>
           <w:szCs w:val="30"/>
         </w:rPr>
-        <w:t xml:space="preserve">7. エラーハンドリング方針</w:t>
+        <w:t xml:space="preserve">7. 認証ロジック(2段階認証・Googleログイン)</w:t>
+      </w:r>
+    </w:p>
+    <w:p>
+      <w:pPr>
+        <w:pStyle w:val="Heading2"/>
+        <w:spacing w:after="150" w:before="300"/>
+      </w:pPr>
+      <w:r>
+        <w:rPr>
+          <w:b/>
+          <w:bCs/>
+          <w:color w:val="1B2333"/>
+          <w:sz w:val="24"/>
+          <w:szCs w:val="24"/>
+        </w:rPr>
+        <w:t xml:space="preserve">7.1 TOTP(RFC 6238)によるコード照合</w:t>
+      </w:r>
+    </w:p>
+    <w:p>
+      <w:pPr>
+        <w:spacing w:after="60"/>
+        <w:ind w:left="300"/>
+      </w:pPr>
+      <w:r>
+        <w:rPr>
+          <w:sz w:val="20"/>
+          <w:szCs w:val="20"/>
+        </w:rPr>
+        <w:t xml:space="preserve">・秘密鍵(20バイトのランダム値をBase32エンコード)をユーザーごとに発行し、設定完了(verify-setup成功)まではtotp_enabledをfalseのまま保持する</w:t>
+      </w:r>
+    </w:p>
+    <w:p>
+      <w:pPr>
+        <w:spacing w:after="60"/>
+        <w:ind w:left="300"/>
+      </w:pPr>
+      <w:r>
+        <w:rPr>
+          <w:sz w:val="20"/>
+          <w:szCs w:val="20"/>
+        </w:rPr>
+        <w:t xml:space="preserve">・コード照合は現在時刻の30秒カウンタに対し、時計ズレを許容するため前後1ステップ(ドリフト)も許可して比較する(HOTPアルゴリズムをRFC 4226に準拠して実装)</w:t>
+      </w:r>
+    </w:p>
+    <w:p>
+      <w:pPr>
+        <w:spacing w:after="60"/>
+        <w:ind w:left="300"/>
+      </w:pPr>
+      <w:r>
+        <w:rPr>
+          <w:sz w:val="20"/>
+          <w:szCs w:val="20"/>
+        </w:rPr>
+        <w:t xml:space="preserve">・設定完了時にバックアップコードを8個発行し、平文はレスポンス表示のみで保存せず、ハッシュ化した状態でDBに保存する(1回使用ごとに配列から削除)</w:t>
+      </w:r>
+    </w:p>
+    <w:p>
+      <w:pPr>
+        <w:spacing w:after="60"/>
+        <w:ind w:left="300"/>
+      </w:pPr>
+      <w:r>
+        <w:rPr>
+          <w:sz w:val="20"/>
+          <w:szCs w:val="20"/>
+        </w:rPr>
+        <w:t xml:space="preserve">・2段階認証が有効なアカウントは、パスワード/Googleいずれのログインでも本セッションを即時発行せず、two_factor_pendingに5分間有効な仮トークンを発行してコード入力を待つ(POST /api/v1/login/2fa で照合)</w:t>
+      </w:r>
+    </w:p>
+    <w:p>
+      <w:pPr>
+        <w:spacing w:after="60"/>
+        <w:ind w:left="300"/>
+      </w:pPr>
+      <w:r>
+        <w:rPr>
+          <w:sz w:val="20"/>
+          <w:szCs w:val="20"/>
+        </w:rPr>
+        <w:t xml:space="preserve">・コード照合に一定回数失敗した場合はattemptsを加算し、以後の総当たり試行を抑止する</w:t>
+      </w:r>
+    </w:p>
+    <w:p>
+      <w:pPr>
+        <w:pStyle w:val="Heading2"/>
+        <w:spacing w:after="150" w:before="300"/>
+      </w:pPr>
+      <w:r>
+        <w:rPr>
+          <w:b/>
+          <w:bCs/>
+          <w:color w:val="1B2333"/>
+          <w:sz w:val="24"/>
+          <w:szCs w:val="24"/>
+        </w:rPr>
+        <w:t xml:space="preserve">7.2 Googleログイン(サーバー主導のOAuth 2.0 Authorization Codeフロー)</w:t>
+      </w:r>
+    </w:p>
+    <w:p>
+      <w:pPr>
+        <w:spacing w:after="60"/>
+        <w:ind w:left="300"/>
+      </w:pPr>
+      <w:r>
+        <w:rPr>
+          <w:sz w:val="20"/>
+          <w:szCs w:val="20"/>
+        </w:rPr>
+        <w:t xml:space="preserve">・1. GET /api/v1/auth/google/start: CSRF対策のstateトークンをoauth_state(10分有効・単発使用)に発行し、GoogleのAuthorization Endpointへリダイレクトする</w:t>
+      </w:r>
+    </w:p>
+    <w:p>
+      <w:pPr>
+        <w:spacing w:after="60"/>
+        <w:ind w:left="300"/>
+      </w:pPr>
+      <w:r>
+        <w:rPr>
+          <w:sz w:val="20"/>
+          <w:szCs w:val="20"/>
+        </w:rPr>
+        <w:t xml:space="preserve">・2. GET /api/v1/auth/google/callback: 受け取ったstateをoauth_stateと照合(不一致・期限切れは失敗として扱う)。認可コードをアクセストークンに交換し、ユーザー情報(sub・email・name・picture)を取得する</w:t>
+      </w:r>
+    </w:p>
+    <w:p>
+      <w:pPr>
+        <w:spacing w:after="60"/>
+        <w:ind w:left="300"/>
+      </w:pPr>
+      <w:r>
+        <w:rPr>
+          <w:sz w:val="20"/>
+          <w:szCs w:val="20"/>
+        </w:rPr>
+        <w:t xml:space="preserve">・3. users.google_subが一致するアカウントがあればログイン。なければ同一メールアドレスの既存アカウントに自動連携(google_subを追記)。どちらも無ければ新規作成(パスワードは本人が知り得ないランダム値で埋め、パスワードログインを不可能にする)</w:t>
+      </w:r>
+    </w:p>
+    <w:p>
+      <w:pPr>
+        <w:spacing w:after="60"/>
+        <w:ind w:left="300"/>
+      </w:pPr>
+      <w:r>
+        <w:rPr>
+          <w:sz w:val="20"/>
+          <w:szCs w:val="20"/>
+        </w:rPr>
+        <w:t xml:space="preserve">・4. 2段階認証が有効なアカウントの場合は7.1と同様にtwo_factor_pendingへ遷移する</w:t>
+      </w:r>
+    </w:p>
+    <w:p>
+      <w:pPr>
+        <w:spacing w:after="60"/>
+        <w:ind w:left="300"/>
+      </w:pPr>
+      <w:r>
+        <w:rPr>
+          <w:sz w:val="20"/>
+          <w:szCs w:val="20"/>
+        </w:rPr>
+        <w:t xml:space="preserve">・5. サーバー間リダイレクトで完了するため、発行済みセッショントークンをURLに直接載せず、oauth_handoff(60秒有効・単発使用のワンタイムコード)経由でSPA側に引き渡す(POST /api/v1/auth/google/handoff)</w:t>
+      </w:r>
+    </w:p>
+    <w:p>
+      <w:pPr>
+        <w:spacing w:after="60"/>
+        <w:ind w:left="300"/>
+      </w:pPr>
+      <w:r>
+        <w:rPr>
+          <w:sz w:val="20"/>
+          <w:szCs w:val="20"/>
+        </w:rPr>
+        <w:t xml:space="preserve">・6. GOOGLE_CLIENT_ID/GOOGLE_CLIENT_SECRET未設定の環境では/startの時点で「準備中」メッセージ付きでトップへリダイレクトし、他機能に影響しない</w:t>
+      </w:r>
+    </w:p>
+    <w:p>
+      <w:pPr>
+        <w:pStyle w:val="Heading1"/>
+        <w:spacing w:after="200" w:before="400"/>
+      </w:pPr>
+      <w:r>
+        <w:rPr>
+          <w:b/>
+          <w:bCs/>
+          <w:color w:val="1B2333"/>
+          <w:sz w:val="30"/>
+          <w:szCs w:val="30"/>
+        </w:rPr>
+        <w:t xml:space="preserve">8. エラーハンドリング方針</w:t>
       </w:r>
     </w:p>
     <w:p>
